--- a/djangoexact/math_model/excel_reference_version/livestock emissions calculations.docx
+++ b/djangoexact/math_model/excel_reference_version/livestock emissions calculations.docx
@@ -9,6 +9,12 @@
           <w:lang w:val="en-GB"/>
         </w:rPr>
       </w:pPr>
+      <w:r>
+        <w:rPr>
+          <w:lang w:val="en-GB"/>
+        </w:rPr>
+        <w:t xml:space="preserve"> </w:t>
+      </w:r>
       <w:r>
         <w:rPr>
           <w:lang w:val="en-GB"/>
@@ -174,10 +180,7 @@
         <w:ind w:left="0"/>
       </w:pPr>
       <w:r>
-        <w:t xml:space="preserve">CH4head = </w:t>
-      </w:r>
-      <w:r>
-        <w:t>CH4head</w:t>
+        <w:t>CH4head = CH4head</w:t>
       </w:r>
       <w:r>
         <w:rPr>
@@ -187,10 +190,7 @@
         <w:t>PRP</w:t>
       </w:r>
       <w:r>
-        <w:t xml:space="preserve"> </w:t>
-      </w:r>
-      <w:r>
-        <w:t xml:space="preserve">+ </w:t>
+        <w:t xml:space="preserve"> + </w:t>
       </w:r>
       <w:r>
         <w:t>CH4head</w:t>
@@ -249,27 +249,7 @@
           <w:sz w:val="22"/>
           <w:szCs w:val="18"/>
         </w:rPr>
-        <w:t>CH4head</w:t>
-      </w:r>
-      <w:r>
-        <w:rPr>
-          <w:rFonts w:asciiTheme="minorHAnsi" w:hAnsiTheme="minorHAnsi" w:cstheme="minorHAnsi"/>
-          <w:i/>
-          <w:iCs/>
-          <w:sz w:val="22"/>
-          <w:szCs w:val="18"/>
-        </w:rPr>
-        <w:t>PRP</w:t>
-      </w:r>
-      <w:r>
-        <w:rPr>
-          <w:rFonts w:asciiTheme="minorHAnsi" w:hAnsiTheme="minorHAnsi" w:cstheme="minorHAnsi"/>
-          <w:i/>
-          <w:iCs/>
-          <w:sz w:val="22"/>
-          <w:szCs w:val="18"/>
-        </w:rPr>
-        <w:t xml:space="preserve"> = the emissions from one head of the livestock selected in the pasture/range/paddock system</w:t>
+        <w:t>CH4headPRP = the emissions from one head of the livestock selected in the pasture/range/paddock system</w:t>
       </w:r>
     </w:p>
     <w:p>
@@ -296,37 +276,7 @@
           <w:sz w:val="22"/>
           <w:szCs w:val="18"/>
         </w:rPr>
-        <w:t>CH4</w:t>
-      </w:r>
-      <w:r>
-        <w:rPr>
-          <w:rFonts w:asciiTheme="minorHAnsi" w:hAnsiTheme="minorHAnsi" w:cstheme="minorHAnsi"/>
-          <w:i/>
-          <w:iCs/>
-          <w:sz w:val="22"/>
-          <w:szCs w:val="18"/>
-        </w:rPr>
-        <w:t>headCOMP</w:t>
-      </w:r>
-      <w:r>
-        <w:rPr>
-          <w:rFonts w:asciiTheme="minorHAnsi" w:hAnsiTheme="minorHAnsi" w:cstheme="minorHAnsi"/>
-          <w:i/>
-          <w:iCs/>
-          <w:sz w:val="22"/>
-          <w:szCs w:val="18"/>
-        </w:rPr>
-        <w:t xml:space="preserve"> = the emissions from one head of the livestock selected according to regional practices of manure management</w:t>
-      </w:r>
-      <w:r>
-        <w:rPr>
-          <w:rFonts w:asciiTheme="minorHAnsi" w:hAnsiTheme="minorHAnsi" w:cstheme="minorHAnsi"/>
-          <w:i/>
-          <w:iCs/>
-          <w:sz w:val="22"/>
-          <w:szCs w:val="18"/>
-        </w:rPr>
-        <w:t xml:space="preserve"> (excluding PRP)</w:t>
+        <w:t>CH4headCOMP = the emissions from one head of the livestock selected according to regional practices of manure management (excluding PRP)</w:t>
       </w:r>
     </w:p>
     <w:p>
@@ -423,13 +373,14 @@
         <w:ind w:left="0"/>
       </w:pPr>
       <w:r>
-        <w:t>CH4</w:t>
-      </w:r>
-      <w:r>
-        <w:t>system</w:t>
-      </w:r>
-      <w:r>
-        <w:t>= EF</w:t>
+        <w:t>CH4system</w:t>
+      </w:r>
+      <w:r>
+        <w:t xml:space="preserve">= </w:t>
+      </w:r>
+      <w:proofErr w:type="spellStart"/>
+      <w:r>
+        <w:t>EF</w:t>
       </w:r>
       <w:r>
         <w:rPr>
@@ -438,6 +389,7 @@
         </w:rPr>
         <w:t>system</w:t>
       </w:r>
+      <w:proofErr w:type="spellEnd"/>
       <w:r>
         <w:t xml:space="preserve"> * TAM * (VSER * 365) * % livestock in </w:t>
       </w:r>
@@ -519,15 +471,27 @@
                 <w:szCs w:val="18"/>
               </w:rPr>
             </w:pPr>
-            <w:r>
-              <w:rPr>
-                <w:rFonts w:asciiTheme="minorHAnsi" w:hAnsiTheme="minorHAnsi" w:cstheme="minorHAnsi"/>
-                <w:i/>
-                <w:iCs/>
-                <w:sz w:val="22"/>
-                <w:szCs w:val="18"/>
-              </w:rPr>
-              <w:t>EFsystem = the Emission Factor for methane in the system in the geographical setting</w:t>
+            <w:proofErr w:type="spellStart"/>
+            <w:r>
+              <w:rPr>
+                <w:rFonts w:asciiTheme="minorHAnsi" w:hAnsiTheme="minorHAnsi" w:cstheme="minorHAnsi"/>
+                <w:i/>
+                <w:iCs/>
+                <w:sz w:val="22"/>
+                <w:szCs w:val="18"/>
+              </w:rPr>
+              <w:t>EFsystem</w:t>
+            </w:r>
+            <w:proofErr w:type="spellEnd"/>
+            <w:r>
+              <w:rPr>
+                <w:rFonts w:asciiTheme="minorHAnsi" w:hAnsiTheme="minorHAnsi" w:cstheme="minorHAnsi"/>
+                <w:i/>
+                <w:iCs/>
+                <w:sz w:val="22"/>
+                <w:szCs w:val="18"/>
+              </w:rPr>
+              <w:t xml:space="preserve"> = the Emission Factor for methane in the system in the geographical setting</w:t>
             </w:r>
           </w:p>
         </w:tc>
@@ -636,37 +600,7 @@
                 <w:sz w:val="22"/>
                 <w:szCs w:val="18"/>
               </w:rPr>
-              <w:t xml:space="preserve">The TAM is also dependent on the productivity levels, and can be found in tables IPCC </w:t>
-            </w:r>
-            <w:r>
-              <w:rPr>
-                <w:rFonts w:asciiTheme="minorHAnsi" w:hAnsiTheme="minorHAnsi" w:cstheme="minorHAnsi"/>
-                <w:i/>
-                <w:iCs/>
-                <w:sz w:val="22"/>
-                <w:szCs w:val="18"/>
-              </w:rPr>
-              <w:t>2315</w:t>
-            </w:r>
-            <w:r>
-              <w:rPr>
-                <w:rFonts w:asciiTheme="minorHAnsi" w:hAnsiTheme="minorHAnsi" w:cstheme="minorHAnsi"/>
-                <w:i/>
-                <w:iCs/>
-                <w:sz w:val="22"/>
-                <w:szCs w:val="18"/>
-              </w:rPr>
-              <w:t>:</w:t>
-            </w:r>
-            <w:r>
-              <w:rPr>
-                <w:rFonts w:asciiTheme="minorHAnsi" w:hAnsiTheme="minorHAnsi" w:cstheme="minorHAnsi"/>
-                <w:i/>
-                <w:iCs/>
-                <w:sz w:val="22"/>
-                <w:szCs w:val="18"/>
-              </w:rPr>
-              <w:t>2364</w:t>
+              <w:t>The TAM is also dependent on the productivity levels, and can be found in tables IPCC 2315:2364</w:t>
             </w:r>
           </w:p>
         </w:tc>
@@ -752,37 +686,7 @@
                 <w:sz w:val="22"/>
                 <w:szCs w:val="18"/>
               </w:rPr>
-              <w:t xml:space="preserve"> is also dependent on the productivity levels, and can be found in tables IPCC </w:t>
-            </w:r>
-            <w:r>
-              <w:rPr>
-                <w:rFonts w:asciiTheme="minorHAnsi" w:hAnsiTheme="minorHAnsi" w:cstheme="minorHAnsi"/>
-                <w:i/>
-                <w:iCs/>
-                <w:sz w:val="22"/>
-                <w:szCs w:val="18"/>
-              </w:rPr>
-              <w:t>2366</w:t>
-            </w:r>
-            <w:r>
-              <w:rPr>
-                <w:rFonts w:asciiTheme="minorHAnsi" w:hAnsiTheme="minorHAnsi" w:cstheme="minorHAnsi"/>
-                <w:i/>
-                <w:iCs/>
-                <w:sz w:val="22"/>
-                <w:szCs w:val="18"/>
-              </w:rPr>
-              <w:t>:</w:t>
-            </w:r>
-            <w:r>
-              <w:rPr>
-                <w:rFonts w:asciiTheme="minorHAnsi" w:hAnsiTheme="minorHAnsi" w:cstheme="minorHAnsi"/>
-                <w:i/>
-                <w:iCs/>
-                <w:sz w:val="22"/>
-                <w:szCs w:val="18"/>
-              </w:rPr>
-              <w:t>2415</w:t>
+              <w:t xml:space="preserve"> is also dependent on the productivity levels, and can be found in tables IPCC 2366:2415</w:t>
             </w:r>
           </w:p>
         </w:tc>
@@ -858,17 +762,7 @@
                 <w:sz w:val="22"/>
                 <w:szCs w:val="18"/>
               </w:rPr>
-              <w:t>The default %s can be found in tables IPCC 2417:2704.</w:t>
-            </w:r>
-            <w:r>
-              <w:rPr>
-                <w:rFonts w:asciiTheme="minorHAnsi" w:hAnsiTheme="minorHAnsi" w:cstheme="minorHAnsi"/>
-                <w:i/>
-                <w:iCs/>
-                <w:sz w:val="22"/>
-                <w:szCs w:val="18"/>
-              </w:rPr>
-              <w:t xml:space="preserve"> For certain species, the %s are also dependent on the productivity levels</w:t>
+              <w:t>The default %s can be found in tables IPCC 2417:2704. For certain species, the %s are also dependent on the productivity levels</w:t>
             </w:r>
           </w:p>
         </w:tc>
@@ -944,19 +838,7 @@
         <w:ind w:left="0"/>
       </w:pPr>
       <w:r>
-        <w:t>CH4</w:t>
-      </w:r>
-      <w:r>
-        <w:t>head</w:t>
-      </w:r>
-      <w:r>
-        <w:t xml:space="preserve">= </w:t>
-      </w:r>
-      <w:r>
-        <w:t>[</w:t>
-      </w:r>
-      <w:r>
-        <w:t>EF</w:t>
+        <w:t>CH4head= [EF</w:t>
       </w:r>
       <w:r>
         <w:rPr>
@@ -966,11 +848,9 @@
         <w:t>PRP</w:t>
       </w:r>
       <w:r>
-        <w:t xml:space="preserve"> * TAM * (VSER * 365) * % livestock i</w:t>
-      </w:r>
-      <w:r>
-        <w:t>n PRP] + [</w:t>
-      </w:r>
+        <w:t xml:space="preserve"> * TAM * (VSER * 365) * % livestock in PRP] + [</w:t>
+      </w:r>
+      <w:proofErr w:type="spellStart"/>
       <w:r>
         <w:t>EF</w:t>
       </w:r>
@@ -981,11 +861,9 @@
         </w:rPr>
         <w:t>system</w:t>
       </w:r>
-      <w:r>
-        <w:t xml:space="preserve"> * TAM * (VSER * 365) * % livestock in the system</w:t>
-      </w:r>
-      <w:r>
-        <w:t>]</w:t>
+      <w:proofErr w:type="spellEnd"/>
+      <w:r>
+        <w:t xml:space="preserve"> * TAM * (VSER * 365) * % livestock in the system]</w:t>
       </w:r>
     </w:p>
     <w:p>
@@ -1040,19 +918,7 @@
         <w:rPr>
           <w:lang w:val="en-GB"/>
         </w:rPr>
-        <w:t xml:space="preserve">, the basic formula for </w:t>
-      </w:r>
-      <w:r>
-        <w:rPr>
-          <w:lang w:val="en-GB"/>
-        </w:rPr>
-        <w:t>N2O</w:t>
-      </w:r>
-      <w:r>
-        <w:rPr>
-          <w:lang w:val="en-GB"/>
-        </w:rPr>
-        <w:t xml:space="preserve"> is the following:</w:t>
+        <w:t>, the basic formula for N2O is the following:</w:t>
       </w:r>
     </w:p>
     <w:p>
@@ -1323,7 +1189,11 @@
       </w:pPr>
       <w:r>
         <w:lastRenderedPageBreak/>
-        <w:t>= EF</w:t>
+        <w:t xml:space="preserve">= </w:t>
+      </w:r>
+      <w:proofErr w:type="spellStart"/>
+      <w:r>
+        <w:t>EF</w:t>
       </w:r>
       <w:r>
         <w:rPr>
@@ -1332,6 +1202,7 @@
         </w:rPr>
         <w:t>system</w:t>
       </w:r>
+      <w:proofErr w:type="spellEnd"/>
       <w:r>
         <w:t xml:space="preserve"> * TAM * (</w:t>
       </w:r>
@@ -1416,15 +1287,27 @@
                 <w:szCs w:val="18"/>
               </w:rPr>
             </w:pPr>
-            <w:r>
-              <w:rPr>
-                <w:rFonts w:asciiTheme="minorHAnsi" w:hAnsiTheme="minorHAnsi" w:cstheme="minorHAnsi"/>
-                <w:i/>
-                <w:iCs/>
-                <w:sz w:val="22"/>
-                <w:szCs w:val="18"/>
-              </w:rPr>
-              <w:t xml:space="preserve">EFsystem = the Emission Factor for </w:t>
+            <w:proofErr w:type="spellStart"/>
+            <w:r>
+              <w:rPr>
+                <w:rFonts w:asciiTheme="minorHAnsi" w:hAnsiTheme="minorHAnsi" w:cstheme="minorHAnsi"/>
+                <w:i/>
+                <w:iCs/>
+                <w:sz w:val="22"/>
+                <w:szCs w:val="18"/>
+              </w:rPr>
+              <w:t>EFsystem</w:t>
+            </w:r>
+            <w:proofErr w:type="spellEnd"/>
+            <w:r>
+              <w:rPr>
+                <w:rFonts w:asciiTheme="minorHAnsi" w:hAnsiTheme="minorHAnsi" w:cstheme="minorHAnsi"/>
+                <w:i/>
+                <w:iCs/>
+                <w:sz w:val="22"/>
+                <w:szCs w:val="18"/>
+              </w:rPr>
+              <w:t xml:space="preserve"> = the Emission Factor for </w:t>
             </w:r>
             <w:r>
               <w:rPr>
@@ -1855,21 +1738,37 @@
         <w:rPr>
           <w:lang w:val="en-GB"/>
         </w:rPr>
-        <w:t>Indirect N2O from volatization</w:t>
-      </w:r>
-    </w:p>
-    <w:p>
-      <w:pPr>
-        <w:rPr>
-          <w:lang w:val="en-GB"/>
-        </w:rPr>
-      </w:pPr>
-      <w:r>
-        <w:rPr>
-          <w:lang w:val="en-GB"/>
-        </w:rPr>
-        <w:t>Same as above but with different EFsystem</w:t>
-      </w:r>
+        <w:t xml:space="preserve">Indirect N2O from </w:t>
+      </w:r>
+      <w:proofErr w:type="spellStart"/>
+      <w:r>
+        <w:rPr>
+          <w:lang w:val="en-GB"/>
+        </w:rPr>
+        <w:t>volatization</w:t>
+      </w:r>
+      <w:proofErr w:type="spellEnd"/>
+    </w:p>
+    <w:p>
+      <w:pPr>
+        <w:rPr>
+          <w:lang w:val="en-GB"/>
+        </w:rPr>
+      </w:pPr>
+      <w:r>
+        <w:rPr>
+          <w:lang w:val="en-GB"/>
+        </w:rPr>
+        <w:t xml:space="preserve">Same as above but with different </w:t>
+      </w:r>
+      <w:proofErr w:type="spellStart"/>
+      <w:r>
+        <w:rPr>
+          <w:lang w:val="en-GB"/>
+        </w:rPr>
+        <w:t>EFsystem</w:t>
+      </w:r>
+      <w:proofErr w:type="spellEnd"/>
     </w:p>
     <w:p>
       <w:pPr>
@@ -1909,15 +1808,27 @@
                 <w:szCs w:val="18"/>
               </w:rPr>
             </w:pPr>
-            <w:r>
-              <w:rPr>
-                <w:rFonts w:asciiTheme="minorHAnsi" w:hAnsiTheme="minorHAnsi" w:cstheme="minorHAnsi"/>
-                <w:i/>
-                <w:iCs/>
-                <w:sz w:val="22"/>
-                <w:szCs w:val="18"/>
-              </w:rPr>
-              <w:t xml:space="preserve">EFsystem = the Emission Factor for </w:t>
+            <w:proofErr w:type="spellStart"/>
+            <w:r>
+              <w:rPr>
+                <w:rFonts w:asciiTheme="minorHAnsi" w:hAnsiTheme="minorHAnsi" w:cstheme="minorHAnsi"/>
+                <w:i/>
+                <w:iCs/>
+                <w:sz w:val="22"/>
+                <w:szCs w:val="18"/>
+              </w:rPr>
+              <w:t>EFsystem</w:t>
+            </w:r>
+            <w:proofErr w:type="spellEnd"/>
+            <w:r>
+              <w:rPr>
+                <w:rFonts w:asciiTheme="minorHAnsi" w:hAnsiTheme="minorHAnsi" w:cstheme="minorHAnsi"/>
+                <w:i/>
+                <w:iCs/>
+                <w:sz w:val="22"/>
+                <w:szCs w:val="18"/>
+              </w:rPr>
+              <w:t xml:space="preserve"> = the Emission Factor for </w:t>
             </w:r>
             <w:r>
               <w:rPr>
@@ -1969,37 +1880,7 @@
                 <w:sz w:val="22"/>
                 <w:szCs w:val="18"/>
               </w:rPr>
-              <w:t xml:space="preserve">The EF are also dependent on the productivity levels, and can be found in tables IPCC </w:t>
-            </w:r>
-            <w:r>
-              <w:rPr>
-                <w:rFonts w:asciiTheme="minorHAnsi" w:hAnsiTheme="minorHAnsi" w:cstheme="minorHAnsi"/>
-                <w:i/>
-                <w:iCs/>
-                <w:sz w:val="22"/>
-                <w:szCs w:val="18"/>
-              </w:rPr>
-              <w:t>3097</w:t>
-            </w:r>
-            <w:r>
-              <w:rPr>
-                <w:rFonts w:asciiTheme="minorHAnsi" w:hAnsiTheme="minorHAnsi" w:cstheme="minorHAnsi"/>
-                <w:i/>
-                <w:iCs/>
-                <w:sz w:val="22"/>
-                <w:szCs w:val="18"/>
-              </w:rPr>
-              <w:t>:</w:t>
-            </w:r>
-            <w:r>
-              <w:rPr>
-                <w:rFonts w:asciiTheme="minorHAnsi" w:hAnsiTheme="minorHAnsi" w:cstheme="minorHAnsi"/>
-                <w:i/>
-                <w:iCs/>
-                <w:sz w:val="22"/>
-                <w:szCs w:val="18"/>
-              </w:rPr>
-              <w:t>3180</w:t>
+              <w:t>The EF are also dependent on the productivity levels, and can be found in tables IPCC 3097:3180</w:t>
             </w:r>
           </w:p>
         </w:tc>
@@ -2306,8 +2187,16 @@
         <w:rPr>
           <w:lang w:val="en-GB"/>
         </w:rPr>
-        <w:t>Same as above but with different EFsystem</w:t>
-      </w:r>
+        <w:t xml:space="preserve">Same as above but with different </w:t>
+      </w:r>
+      <w:proofErr w:type="spellStart"/>
+      <w:r>
+        <w:rPr>
+          <w:lang w:val="en-GB"/>
+        </w:rPr>
+        <w:t>EFsystem</w:t>
+      </w:r>
+      <w:proofErr w:type="spellEnd"/>
     </w:p>
     <w:p>
       <w:pPr>
@@ -2347,6 +2236,7 @@
                 <w:szCs w:val="18"/>
               </w:rPr>
             </w:pPr>
+            <w:proofErr w:type="spellStart"/>
             <w:r>
               <w:rPr>
                 <w:rFonts w:asciiTheme="minorHAnsi" w:hAnsiTheme="minorHAnsi" w:cstheme="minorHAnsi"/>
@@ -2356,7 +2246,18 @@
                 <w:szCs w:val="18"/>
               </w:rPr>
               <w:lastRenderedPageBreak/>
-              <w:t xml:space="preserve">EFsystem = the Emission Factor for </w:t>
+              <w:t>EFsystem</w:t>
+            </w:r>
+            <w:proofErr w:type="spellEnd"/>
+            <w:r>
+              <w:rPr>
+                <w:rFonts w:asciiTheme="minorHAnsi" w:hAnsiTheme="minorHAnsi" w:cstheme="minorHAnsi"/>
+                <w:i/>
+                <w:iCs/>
+                <w:sz w:val="22"/>
+                <w:szCs w:val="18"/>
+              </w:rPr>
+              <w:t xml:space="preserve"> = the Emission Factor for </w:t>
             </w:r>
             <w:r>
               <w:rPr>
@@ -2408,37 +2309,7 @@
                 <w:sz w:val="22"/>
                 <w:szCs w:val="18"/>
               </w:rPr>
-              <w:t xml:space="preserve">The EF are also dependent on the productivity levels, and can be found in tables IPCC </w:t>
-            </w:r>
-            <w:r>
-              <w:rPr>
-                <w:rFonts w:asciiTheme="minorHAnsi" w:hAnsiTheme="minorHAnsi" w:cstheme="minorHAnsi"/>
-                <w:i/>
-                <w:iCs/>
-                <w:sz w:val="22"/>
-                <w:szCs w:val="18"/>
-              </w:rPr>
-              <w:t>3182</w:t>
-            </w:r>
-            <w:r>
-              <w:rPr>
-                <w:rFonts w:asciiTheme="minorHAnsi" w:hAnsiTheme="minorHAnsi" w:cstheme="minorHAnsi"/>
-                <w:i/>
-                <w:iCs/>
-                <w:sz w:val="22"/>
-                <w:szCs w:val="18"/>
-              </w:rPr>
-              <w:t>:</w:t>
-            </w:r>
-            <w:r>
-              <w:rPr>
-                <w:rFonts w:asciiTheme="minorHAnsi" w:hAnsiTheme="minorHAnsi" w:cstheme="minorHAnsi"/>
-                <w:i/>
-                <w:iCs/>
-                <w:sz w:val="22"/>
-                <w:szCs w:val="18"/>
-              </w:rPr>
-              <w:t>3197</w:t>
+              <w:t>The EF are also dependent on the productivity levels, and can be found in tables IPCC 3182:3197</w:t>
             </w:r>
           </w:p>
         </w:tc>
@@ -3310,6 +3181,7 @@
   <w:style w:type="character" w:default="1" w:styleId="DefaultParagraphFont">
     <w:name w:val="Default Paragraph Font"/>
     <w:uiPriority w:val="1"/>
+    <w:semiHidden/>
     <w:unhideWhenUsed/>
   </w:style>
   <w:style w:type="table" w:default="1" w:styleId="TableNormal">
